--- a/materialien/Welt2_Renaissance/5_Loesungen/KR_W2_Akte2_Kasiskis_Spur_LSG.docx
+++ b/materialien/Welt2_Renaissance/5_Loesungen/KR_W2_Akte2_Kasiskis_Spur_LSG.docx
@@ -4561,7 +4561,7 @@
           <w:color w:val="1B1B1F"/>
           <w:sz w:val="22"/>
         </w:rPr>
-        <w:t>VCVIZ TSWLE UKXMY</w:t>
+        <w:t>OIZRN SLZLE UMJMJ</w:t>
       </w:r>
       <w:r>
         <w:rPr>
@@ -4803,7 +4803,7 @@
                 <w:color w:val="1F4E8C"/>
                 <w:sz w:val="22"/>
               </w:rPr>
-              <w:t>VISEX</w:t>
+              <w:t>ORLEJ</w:t>
             </w:r>
             <w:r>
               <w:rPr>
@@ -4844,7 +4844,7 @@
                 <w:color w:val="1F4E8C"/>
                 <w:sz w:val="22"/>
               </w:rPr>
-              <w:t>CZWUM</w:t>
+              <w:t>INZUM</w:t>
             </w:r>
             <w:r>
               <w:rPr>
@@ -4885,7 +4885,7 @@
                 <w:color w:val="1F4E8C"/>
                 <w:sz w:val="22"/>
               </w:rPr>
-              <w:t>VTLKY</w:t>
+              <w:t>ZSLMJ</w:t>
             </w:r>
             <w:r>
               <w:rPr>
@@ -4941,7 +4941,7 @@
                 <w:color w:val="1F4E8C"/>
                 <w:sz w:val="22"/>
               </w:rPr>
-              <w:t>reoat</w:t>
+              <w:t>knhaf</w:t>
             </w:r>
             <w:r>
               <w:rPr>
@@ -4982,7 +4982,7 @@
                 <w:color w:val="1F4E8C"/>
                 <w:sz w:val="22"/>
               </w:rPr>
-              <w:t>urome</w:t>
+              <w:t>afrme</w:t>
             </w:r>
             <w:r>
               <w:rPr>
@@ -5023,7 +5023,7 @@
                 <w:color w:val="1F4E8C"/>
                 <w:sz w:val="22"/>
               </w:rPr>
-              <w:t>dbtsg</w:t>
+              <w:t>hatur</w:t>
             </w:r>
             <w:r>
               <w:rPr>
@@ -5043,7 +5043,7 @@
                 <w:color w:val="1F4E8C"/>
                 <w:sz w:val="22"/>
               </w:rPr>
-              <w:t>ruderbootamsteg</w:t>
+              <w:t>kahnfahrtamufer</w:t>
             </w:r>
             <w:r>
               <w:rPr>

--- a/materialien/Welt2_Renaissance/5_Loesungen/KR_W2_Akte2_Kasiskis_Spur_LSG.docx
+++ b/materialien/Welt2_Renaissance/5_Loesungen/KR_W2_Akte2_Kasiskis_Spur_LSG.docx
@@ -7153,7 +7153,7 @@
                 <w:color w:val="1F4E8C"/>
                 <w:sz w:val="22"/>
               </w:rPr>
-              <w:t>b) 10 teilt nur 4 der 9 Abstände (z. B. nicht 65, 85, 125); außerdem wäre jede Länge-10-Verschlüsselung mit einem „verdoppelten“ 5er-Schlüssel denkbar – man nimmt den kleinsten Teiler, der alle echten Abstände teilt. Kontrolle über Teiltexte (Akte W2·3: mittlerer Koinzidenzindex bei k = 5 ≈ 0,096).</w:t>
+              <w:t>b) 10 teilt nur 4 der 9 Abstände (z. B. nicht 65, 85, 125); außerdem wäre jede Länge-10-Verschlüsselung mit einem „verdoppelten“ 5er-Schlüssel denkbar – man nimmt den kleinsten Teiler, der alle echten Abstände teilt. Kontrolle über die Koinzidenzindizes der Teiltexte (Akte W2·3).</w:t>
             </w:r>
           </w:p>
         </w:tc>
